--- a/docs/使用说明/CommandCenter_System_Settings_Guide_EN.docx
+++ b/docs/使用说明/CommandCenter_System_Settings_Guide_EN.docx
@@ -8,6 +8,7 @@
           <w:bottom w:val="single" w:color="1F3B73" w:sz="12" w:space="2"/>
         </w:pBdr>
         <w:spacing w:before="200" w:after="120" w:line="276" w:lineRule="auto"/>
+        <w:outlineLvl w:val="0"/>
       </w:pPr>
       <w:r>
         <w:rPr>
@@ -86,6 +87,7 @@
           <w:bottom w:val="single" w:color="1F3B73" w:sz="12" w:space="2"/>
         </w:pBdr>
         <w:spacing w:before="200" w:after="120" w:line="276" w:lineRule="auto"/>
+        <w:outlineLvl w:val="1"/>
       </w:pPr>
       <w:r>
         <w:rPr>
@@ -100,6 +102,7 @@
     <w:p>
       <w:pPr>
         <w:spacing w:before="160" w:after="80" w:line="276" w:lineRule="auto"/>
+        <w:outlineLvl w:val="2"/>
       </w:pPr>
       <w:r>
         <w:rPr>
@@ -507,6 +510,7 @@
     <w:p>
       <w:pPr>
         <w:spacing w:before="160" w:after="80" w:line="276" w:lineRule="auto"/>
+        <w:outlineLvl w:val="2"/>
       </w:pPr>
       <w:r>
         <w:rPr>
@@ -600,8 +604,6 @@
         </w:rPr>
         <w:t>│  │  W1  │ │  W2  │ │  W3  │ │  W4  │ │  W5  │ &lt;- Window grid │</w:t>
       </w:r>
-      <w:bookmarkStart w:id="0" w:name="_GoBack"/>
-      <w:bookmarkEnd w:id="0"/>
     </w:p>
     <w:p>
       <w:pPr>
@@ -670,7 +672,24 @@
           <w:b w:val="0"/>
           <w:sz w:val="21"/>
         </w:rPr>
-        <w:t>Title bar: model drop-down (switch model directly) -&gt; serial number -&gt; Total / OK / NG counters -&gt; Settings button -&gt; connection indicator lights (green = connected, red = disconnected/fault; PLC light has three states: green = master connected, yellow = listener ready waiting for master, red = listen failed; hover for tips) -&gt; language toggle button.</w:t>
+        <w:t xml:space="preserve">Title bar: model drop-down (switch model directly) -&gt; serial number -&gt; Total / OK / NG counters -&gt; Settings button -&gt; </w:t>
+      </w:r>
+      <w:r>
+        <w:rPr>
+          <w:rFonts w:hint="eastAsia" w:ascii="Calibri" w:hAnsi="Calibri" w:eastAsia="微软雅黑"/>
+          <w:b w:val="0"/>
+          <w:sz w:val="21"/>
+          <w:lang w:eastAsia="zh-CN"/>
+        </w:rPr>
+        <w:t>connection indicator lights (green = connected, red = disconnected/fault; camera/scanner lights have no gray state - the real state is shown from startup; PLC light has three states: green = master connected, yellow = listener ready waiting for master, red = listen failed; hover for tips; the scanner light is hidden when no scanner is enabled)</w:t>
+      </w:r>
+      <w:r>
+        <w:rPr>
+          <w:rFonts w:ascii="Calibri" w:hAnsi="Calibri" w:eastAsia="微软雅黑"/>
+          <w:b w:val="0"/>
+          <w:sz w:val="21"/>
+        </w:rPr>
+        <w:t xml:space="preserve"> -&gt; language toggle button.</w:t>
       </w:r>
     </w:p>
     <w:p>
@@ -718,6 +737,7 @@
     <w:p>
       <w:pPr>
         <w:spacing w:before="160" w:after="80" w:line="276" w:lineRule="auto"/>
+        <w:outlineLvl w:val="2"/>
       </w:pPr>
       <w:r>
         <w:rPr>
@@ -777,6 +797,7 @@
           <w:bottom w:val="single" w:color="1F3B73" w:sz="12" w:space="2"/>
         </w:pBdr>
         <w:spacing w:before="200" w:after="120" w:line="276" w:lineRule="auto"/>
+        <w:outlineLvl w:val="1"/>
       </w:pPr>
       <w:r>
         <w:rPr>
@@ -1170,6 +1191,7 @@
           <w:bottom w:val="single" w:color="1F3B73" w:sz="12" w:space="2"/>
         </w:pBdr>
         <w:spacing w:before="200" w:after="120" w:line="276" w:lineRule="auto"/>
+        <w:outlineLvl w:val="1"/>
       </w:pPr>
       <w:r>
         <w:rPr>
@@ -1242,6 +1264,7 @@
           <w:bottom w:val="single" w:color="1F3B73" w:sz="12" w:space="2"/>
         </w:pBdr>
         <w:spacing w:before="200" w:after="120" w:line="276" w:lineRule="auto"/>
+        <w:outlineLvl w:val="1"/>
       </w:pPr>
       <w:r>
         <w:rPr>
@@ -1256,6 +1279,7 @@
     <w:p>
       <w:pPr>
         <w:spacing w:before="160" w:after="80" w:line="276" w:lineRule="auto"/>
+        <w:outlineLvl w:val="2"/>
       </w:pPr>
       <w:r>
         <w:rPr>
@@ -1591,6 +1615,7 @@
     <w:p>
       <w:pPr>
         <w:spacing w:before="160" w:after="80" w:line="276" w:lineRule="auto"/>
+        <w:outlineLvl w:val="2"/>
       </w:pPr>
       <w:r>
         <w:rPr>
@@ -1701,6 +1726,7 @@
           <w:bottom w:val="single" w:color="1F3B73" w:sz="12" w:space="2"/>
         </w:pBdr>
         <w:spacing w:before="200" w:after="120" w:line="276" w:lineRule="auto"/>
+        <w:outlineLvl w:val="1"/>
       </w:pPr>
       <w:r>
         <w:rPr>
@@ -2127,12 +2153,6 @@
             <w:insideH w:val="single" w:color="auto" w:sz="4" w:space="0"/>
             <w:insideV w:val="single" w:color="auto" w:sz="4" w:space="0"/>
           </w:tblBorders>
-          <w:tblCellMar>
-            <w:top w:w="0" w:type="dxa"/>
-            <w:left w:w="108" w:type="dxa"/>
-            <w:bottom w:w="0" w:type="dxa"/>
-            <w:right w:w="108" w:type="dxa"/>
-          </w:tblCellMar>
         </w:tblPrEx>
         <w:tc>
           <w:tcPr>
@@ -2604,6 +2624,7 @@
           <w:bottom w:val="single" w:color="1F3B73" w:sz="12" w:space="2"/>
         </w:pBdr>
         <w:spacing w:before="200" w:after="120" w:line="276" w:lineRule="auto"/>
+        <w:outlineLvl w:val="1"/>
       </w:pPr>
       <w:r>
         <w:rPr>
@@ -2631,6 +2652,7 @@
     <w:p>
       <w:pPr>
         <w:spacing w:before="160" w:after="80" w:line="276" w:lineRule="auto"/>
+        <w:outlineLvl w:val="2"/>
       </w:pPr>
       <w:r>
         <w:rPr>
@@ -3110,6 +3132,7 @@
     <w:p>
       <w:pPr>
         <w:spacing w:before="160" w:after="80" w:line="276" w:lineRule="auto"/>
+        <w:outlineLvl w:val="2"/>
       </w:pPr>
       <w:r>
         <w:rPr>
@@ -3658,6 +3681,7 @@
           <w:bottom w:val="single" w:color="1F3B73" w:sz="12" w:space="2"/>
         </w:pBdr>
         <w:spacing w:before="200" w:after="120" w:line="276" w:lineRule="auto"/>
+        <w:outlineLvl w:val="1"/>
       </w:pPr>
       <w:r>
         <w:rPr>
@@ -3672,6 +3696,7 @@
     <w:p>
       <w:pPr>
         <w:spacing w:before="160" w:after="80" w:line="276" w:lineRule="auto"/>
+        <w:outlineLvl w:val="2"/>
       </w:pPr>
       <w:r>
         <w:rPr>
@@ -3742,6 +3767,7 @@
     <w:p>
       <w:pPr>
         <w:spacing w:before="160" w:after="80" w:line="276" w:lineRule="auto"/>
+        <w:outlineLvl w:val="2"/>
       </w:pPr>
       <w:r>
         <w:rPr>
@@ -4008,6 +4034,12 @@
             <w:insideH w:val="single" w:color="auto" w:sz="4" w:space="0"/>
             <w:insideV w:val="single" w:color="auto" w:sz="4" w:space="0"/>
           </w:tblBorders>
+          <w:tblCellMar>
+            <w:top w:w="0" w:type="dxa"/>
+            <w:left w:w="108" w:type="dxa"/>
+            <w:bottom w:w="0" w:type="dxa"/>
+            <w:right w:w="108" w:type="dxa"/>
+          </w:tblCellMar>
         </w:tblPrEx>
         <w:tc>
           <w:tcPr>
@@ -4104,6 +4136,7 @@
     <w:p>
       <w:pPr>
         <w:spacing w:before="160" w:after="80" w:line="276" w:lineRule="auto"/>
+        <w:outlineLvl w:val="2"/>
       </w:pPr>
       <w:r>
         <w:rPr>
@@ -4313,6 +4346,7 @@
           <w:bottom w:val="single" w:color="1F3B73" w:sz="12" w:space="2"/>
         </w:pBdr>
         <w:spacing w:before="200" w:after="120" w:line="276" w:lineRule="auto"/>
+        <w:outlineLvl w:val="1"/>
       </w:pPr>
       <w:r>
         <w:rPr>
@@ -4327,6 +4361,7 @@
     <w:p>
       <w:pPr>
         <w:spacing w:before="160" w:after="80" w:line="276" w:lineRule="auto"/>
+        <w:outlineLvl w:val="2"/>
       </w:pPr>
       <w:r>
         <w:rPr>
@@ -4587,6 +4622,7 @@
     <w:p>
       <w:pPr>
         <w:spacing w:before="160" w:after="80" w:line="276" w:lineRule="auto"/>
+        <w:outlineLvl w:val="2"/>
       </w:pPr>
       <w:r>
         <w:rPr>
@@ -4673,6 +4709,7 @@
           <w:bottom w:val="single" w:color="1F3B73" w:sz="12" w:space="2"/>
         </w:pBdr>
         <w:spacing w:before="200" w:after="120" w:line="276" w:lineRule="auto"/>
+        <w:outlineLvl w:val="1"/>
       </w:pPr>
       <w:r>
         <w:rPr>
@@ -4718,6 +4755,7 @@
           <w:bottom w:val="single" w:color="1F3B73" w:sz="12" w:space="2"/>
         </w:pBdr>
         <w:spacing w:before="200" w:after="120" w:line="276" w:lineRule="auto"/>
+        <w:outlineLvl w:val="1"/>
       </w:pPr>
       <w:r>
         <w:rPr>
@@ -4763,6 +4801,7 @@
           <w:bottom w:val="single" w:color="1F3B73" w:sz="12" w:space="2"/>
         </w:pBdr>
         <w:spacing w:before="200" w:after="120" w:line="276" w:lineRule="auto"/>
+        <w:outlineLvl w:val="1"/>
       </w:pPr>
       <w:r>
         <w:rPr>
@@ -5495,6 +5534,7 @@
           <w:bottom w:val="single" w:color="1F3B73" w:sz="12" w:space="2"/>
         </w:pBdr>
         <w:spacing w:before="200" w:after="120" w:line="276" w:lineRule="auto"/>
+        <w:outlineLvl w:val="1"/>
       </w:pPr>
       <w:r>
         <w:rPr>
@@ -5504,6 +5544,11 @@
           <w:sz w:val="32"/>
         </w:rPr>
         <w:t>12. Troubleshooting (On-site Quick Reference)</w:t>
+      </w:r>
+    </w:p>
+    <w:p>
+      <w:r>
+        <w:t>Reading the colors (since V2.15.11): Connection lights have only two states - green = normal, red = problem (the PLC additionally has yellow = waiting for the master station). There is no gray: lights show the real state right from startup; if no scanner is enabled, the scanner light disappears (that means there is no scanner, not that it is broken).</w:t>
       </w:r>
     </w:p>
     <w:tbl>
@@ -5561,9 +5606,10 @@
             </w:pPr>
             <w:r>
               <w:rPr>
-                <w:rFonts w:ascii="Calibri" w:hAnsi="Calibri" w:eastAsia="微软雅黑"/>
+                <w:rFonts w:hint="eastAsia" w:ascii="Calibri" w:hAnsi="Calibri" w:eastAsia="微软雅黑"/>
                 <w:b/>
                 <w:sz w:val="20"/>
+                <w:lang w:eastAsia="zh-CN"/>
               </w:rPr>
               <w:t>Symptom</w:t>
             </w:r>
@@ -6115,7 +6161,10 @@
         </w:tc>
       </w:tr>
     </w:tbl>
-    <w:p/>
+    <w:p>
+      <w:bookmarkStart w:id="0" w:name="_GoBack"/>
+      <w:bookmarkEnd w:id="0"/>
+    </w:p>
     <w:sectPr>
       <w:pgSz w:w="12240" w:h="15840"/>
       <w:pgMar w:top="1134" w:right="1247" w:bottom="1134" w:left="1247" w:header="720" w:footer="720" w:gutter="0"/>
@@ -6358,8 +6407,8 @@
     <w:lsdException w:uiPriority="99" w:name="Normal Indent"/>
     <w:lsdException w:uiPriority="99" w:name="footnote text"/>
     <w:lsdException w:uiPriority="99" w:name="annotation text"/>
-    <w:lsdException w:uiPriority="99" w:semiHidden="0" w:name="header"/>
-    <w:lsdException w:uiPriority="99" w:semiHidden="0" w:name="footer"/>
+    <w:lsdException w:qFormat="1" w:uiPriority="99" w:semiHidden="0" w:name="header"/>
+    <w:lsdException w:qFormat="1" w:uiPriority="99" w:semiHidden="0" w:name="footer"/>
     <w:lsdException w:uiPriority="99" w:name="index heading"/>
     <w:lsdException w:qFormat="1" w:uiPriority="35" w:name="caption"/>
     <w:lsdException w:uiPriority="99" w:name="table of figures"/>
@@ -6372,32 +6421,32 @@
     <w:lsdException w:uiPriority="99" w:name="endnote reference"/>
     <w:lsdException w:uiPriority="99" w:name="endnote text"/>
     <w:lsdException w:uiPriority="99" w:name="table of authorities"/>
-    <w:lsdException w:uiPriority="99" w:semiHidden="0" w:name="macro"/>
+    <w:lsdException w:qFormat="1" w:uiPriority="99" w:semiHidden="0" w:name="macro"/>
     <w:lsdException w:uiPriority="99" w:name="toa heading"/>
-    <w:lsdException w:uiPriority="99" w:semiHidden="0" w:name="List"/>
-    <w:lsdException w:uiPriority="99" w:semiHidden="0" w:name="List Bullet"/>
-    <w:lsdException w:uiPriority="99" w:semiHidden="0" w:name="List Number"/>
+    <w:lsdException w:qFormat="1" w:uiPriority="99" w:semiHidden="0" w:name="List"/>
+    <w:lsdException w:qFormat="1" w:uiPriority="99" w:semiHidden="0" w:name="List Bullet"/>
+    <w:lsdException w:qFormat="1" w:uiPriority="99" w:semiHidden="0" w:name="List Number"/>
     <w:lsdException w:qFormat="1" w:uiPriority="99" w:semiHidden="0" w:name="List 2"/>
-    <w:lsdException w:uiPriority="99" w:semiHidden="0" w:name="List 3"/>
+    <w:lsdException w:qFormat="1" w:uiPriority="99" w:semiHidden="0" w:name="List 3"/>
     <w:lsdException w:uiPriority="99" w:name="List 4"/>
     <w:lsdException w:uiPriority="99" w:name="List 5"/>
-    <w:lsdException w:uiPriority="99" w:semiHidden="0" w:name="List Bullet 2"/>
-    <w:lsdException w:uiPriority="99" w:semiHidden="0" w:name="List Bullet 3"/>
+    <w:lsdException w:qFormat="1" w:uiPriority="99" w:semiHidden="0" w:name="List Bullet 2"/>
+    <w:lsdException w:qFormat="1" w:uiPriority="99" w:semiHidden="0" w:name="List Bullet 3"/>
     <w:lsdException w:uiPriority="99" w:name="List Bullet 4"/>
     <w:lsdException w:uiPriority="99" w:name="List Bullet 5"/>
-    <w:lsdException w:uiPriority="99" w:semiHidden="0" w:name="List Number 2"/>
-    <w:lsdException w:uiPriority="99" w:semiHidden="0" w:name="List Number 3"/>
+    <w:lsdException w:qFormat="1" w:uiPriority="99" w:semiHidden="0" w:name="List Number 2"/>
+    <w:lsdException w:qFormat="1" w:uiPriority="99" w:semiHidden="0" w:name="List Number 3"/>
     <w:lsdException w:uiPriority="99" w:name="List Number 4"/>
     <w:lsdException w:uiPriority="99" w:name="List Number 5"/>
     <w:lsdException w:qFormat="1" w:unhideWhenUsed="0" w:uiPriority="10" w:semiHidden="0" w:name="Title"/>
     <w:lsdException w:uiPriority="99" w:name="Closing"/>
     <w:lsdException w:uiPriority="99" w:name="Signature"/>
     <w:lsdException w:qFormat="1" w:uiPriority="1" w:name="Default Paragraph Font"/>
-    <w:lsdException w:uiPriority="99" w:semiHidden="0" w:name="Body Text"/>
+    <w:lsdException w:qFormat="1" w:uiPriority="99" w:semiHidden="0" w:name="Body Text"/>
     <w:lsdException w:uiPriority="99" w:name="Body Text Indent"/>
-    <w:lsdException w:uiPriority="99" w:semiHidden="0" w:name="List Continue"/>
-    <w:lsdException w:uiPriority="99" w:semiHidden="0" w:name="List Continue 2"/>
-    <w:lsdException w:uiPriority="99" w:semiHidden="0" w:name="List Continue 3"/>
+    <w:lsdException w:qFormat="1" w:uiPriority="99" w:semiHidden="0" w:name="List Continue"/>
+    <w:lsdException w:qFormat="1" w:uiPriority="99" w:semiHidden="0" w:name="List Continue 2"/>
+    <w:lsdException w:qFormat="1" w:uiPriority="99" w:semiHidden="0" w:name="List Continue 3"/>
     <w:lsdException w:uiPriority="99" w:name="List Continue 4"/>
     <w:lsdException w:uiPriority="99" w:name="List Continue 5"/>
     <w:lsdException w:uiPriority="99" w:name="Message Header"/>
@@ -6407,8 +6456,8 @@
     <w:lsdException w:uiPriority="99" w:name="Body Text First Indent"/>
     <w:lsdException w:uiPriority="99" w:name="Body Text First Indent 2"/>
     <w:lsdException w:uiPriority="99" w:name="Note Heading"/>
-    <w:lsdException w:uiPriority="99" w:semiHidden="0" w:name="Body Text 2"/>
-    <w:lsdException w:uiPriority="99" w:semiHidden="0" w:name="Body Text 3"/>
+    <w:lsdException w:qFormat="1" w:uiPriority="99" w:semiHidden="0" w:name="Body Text 2"/>
+    <w:lsdException w:qFormat="1" w:uiPriority="99" w:semiHidden="0" w:name="Body Text 3"/>
     <w:lsdException w:uiPriority="99" w:name="Body Text Indent 2"/>
     <w:lsdException w:uiPriority="99" w:name="Body Text Indent 3"/>
     <w:lsdException w:uiPriority="99" w:name="Block Text"/>
@@ -6430,7 +6479,7 @@
     <w:lsdException w:uiPriority="99" w:name="HTML Sample"/>
     <w:lsdException w:uiPriority="99" w:name="HTML Typewriter"/>
     <w:lsdException w:uiPriority="99" w:name="HTML Variable"/>
-    <w:lsdException w:uiPriority="99" w:name="Normal Table"/>
+    <w:lsdException w:qFormat="1" w:uiPriority="99" w:name="Normal Table"/>
     <w:lsdException w:uiPriority="99" w:name="annotation subject"/>
     <w:lsdException w:uiPriority="99" w:name="Table Simple 1"/>
     <w:lsdException w:uiPriority="99" w:name="Table Simple 2"/>
@@ -6475,16 +6524,16 @@
     <w:lsdException w:uiPriority="99" w:name="Table Web 2"/>
     <w:lsdException w:uiPriority="99" w:name="Table Web 3"/>
     <w:lsdException w:uiPriority="99" w:name="Balloon Text"/>
-    <w:lsdException w:unhideWhenUsed="0" w:uiPriority="59" w:semiHidden="0" w:name="Table Grid"/>
+    <w:lsdException w:qFormat="1" w:unhideWhenUsed="0" w:uiPriority="59" w:semiHidden="0" w:name="Table Grid"/>
     <w:lsdException w:uiPriority="99" w:name="Table Theme"/>
     <w:lsdException w:qFormat="1" w:unhideWhenUsed="0" w:uiPriority="1" w:semiHidden="0" w:name="No Spacing"/>
-    <w:lsdException w:unhideWhenUsed="0" w:uiPriority="60" w:semiHidden="0" w:name="Light Shading"/>
+    <w:lsdException w:qFormat="1" w:unhideWhenUsed="0" w:uiPriority="60" w:semiHidden="0" w:name="Light Shading"/>
     <w:lsdException w:unhideWhenUsed="0" w:uiPriority="61" w:semiHidden="0" w:name="Light List"/>
-    <w:lsdException w:unhideWhenUsed="0" w:uiPriority="62" w:semiHidden="0" w:name="Light Grid"/>
-    <w:lsdException w:unhideWhenUsed="0" w:uiPriority="63" w:semiHidden="0" w:name="Medium Shading 1"/>
+    <w:lsdException w:qFormat="1" w:unhideWhenUsed="0" w:uiPriority="62" w:semiHidden="0" w:name="Light Grid"/>
+    <w:lsdException w:qFormat="1" w:unhideWhenUsed="0" w:uiPriority="63" w:semiHidden="0" w:name="Medium Shading 1"/>
     <w:lsdException w:unhideWhenUsed="0" w:uiPriority="64" w:semiHidden="0" w:name="Medium Shading 2"/>
     <w:lsdException w:unhideWhenUsed="0" w:uiPriority="65" w:semiHidden="0" w:name="Medium List 1"/>
-    <w:lsdException w:unhideWhenUsed="0" w:uiPriority="66" w:semiHidden="0" w:name="Medium List 2"/>
+    <w:lsdException w:qFormat="1" w:unhideWhenUsed="0" w:uiPriority="66" w:semiHidden="0" w:name="Medium List 2"/>
     <w:lsdException w:unhideWhenUsed="0" w:uiPriority="67" w:semiHidden="0" w:name="Medium Grid 1"/>
     <w:lsdException w:unhideWhenUsed="0" w:uiPriority="68" w:semiHidden="0" w:name="Medium Grid 2"/>
     <w:lsdException w:unhideWhenUsed="0" w:uiPriority="69" w:semiHidden="0" w:name="Medium Grid 3"/>
@@ -6493,15 +6542,15 @@
     <w:lsdException w:unhideWhenUsed="0" w:uiPriority="72" w:semiHidden="0" w:name="Colorful List"/>
     <w:lsdException w:unhideWhenUsed="0" w:uiPriority="73" w:semiHidden="0" w:name="Colorful Grid"/>
     <w:lsdException w:unhideWhenUsed="0" w:uiPriority="60" w:semiHidden="0" w:name="Light Shading Accent 1"/>
-    <w:lsdException w:unhideWhenUsed="0" w:uiPriority="61" w:semiHidden="0" w:name="Light List Accent 1"/>
+    <w:lsdException w:qFormat="1" w:unhideWhenUsed="0" w:uiPriority="61" w:semiHidden="0" w:name="Light List Accent 1"/>
     <w:lsdException w:unhideWhenUsed="0" w:uiPriority="62" w:semiHidden="0" w:name="Light Grid Accent 1"/>
-    <w:lsdException w:unhideWhenUsed="0" w:uiPriority="63" w:semiHidden="0" w:name="Medium Shading 1 Accent 1"/>
+    <w:lsdException w:qFormat="1" w:unhideWhenUsed="0" w:uiPriority="63" w:semiHidden="0" w:name="Medium Shading 1 Accent 1"/>
     <w:lsdException w:unhideWhenUsed="0" w:uiPriority="64" w:semiHidden="0" w:name="Medium Shading 2 Accent 1"/>
     <w:lsdException w:unhideWhenUsed="0" w:uiPriority="65" w:semiHidden="0" w:name="Medium List 1 Accent 1"/>
     <w:lsdException w:qFormat="1" w:unhideWhenUsed="0" w:uiPriority="34" w:semiHidden="0" w:name="List Paragraph"/>
     <w:lsdException w:qFormat="1" w:unhideWhenUsed="0" w:uiPriority="29" w:semiHidden="0" w:name="Quote"/>
     <w:lsdException w:qFormat="1" w:unhideWhenUsed="0" w:uiPriority="30" w:semiHidden="0" w:name="Intense Quote"/>
-    <w:lsdException w:unhideWhenUsed="0" w:uiPriority="66" w:semiHidden="0" w:name="Medium List 2 Accent 1"/>
+    <w:lsdException w:qFormat="1" w:unhideWhenUsed="0" w:uiPriority="66" w:semiHidden="0" w:name="Medium List 2 Accent 1"/>
     <w:lsdException w:unhideWhenUsed="0" w:uiPriority="67" w:semiHidden="0" w:name="Medium Grid 1 Accent 1"/>
     <w:lsdException w:unhideWhenUsed="0" w:uiPriority="68" w:semiHidden="0" w:name="Medium Grid 2 Accent 1"/>
     <w:lsdException w:unhideWhenUsed="0" w:uiPriority="69" w:semiHidden="0" w:name="Medium Grid 3 Accent 1"/>
@@ -6514,8 +6563,8 @@
     <w:lsdException w:unhideWhenUsed="0" w:uiPriority="62" w:semiHidden="0" w:name="Light Grid Accent 2"/>
     <w:lsdException w:unhideWhenUsed="0" w:uiPriority="63" w:semiHidden="0" w:name="Medium Shading 1 Accent 2"/>
     <w:lsdException w:unhideWhenUsed="0" w:uiPriority="64" w:semiHidden="0" w:name="Medium Shading 2 Accent 2"/>
-    <w:lsdException w:unhideWhenUsed="0" w:uiPriority="65" w:semiHidden="0" w:name="Medium List 1 Accent 2"/>
-    <w:lsdException w:unhideWhenUsed="0" w:uiPriority="66" w:semiHidden="0" w:name="Medium List 2 Accent 2"/>
+    <w:lsdException w:qFormat="1" w:unhideWhenUsed="0" w:uiPriority="65" w:semiHidden="0" w:name="Medium List 1 Accent 2"/>
+    <w:lsdException w:qFormat="1" w:unhideWhenUsed="0" w:uiPriority="66" w:semiHidden="0" w:name="Medium List 2 Accent 2"/>
     <w:lsdException w:unhideWhenUsed="0" w:uiPriority="67" w:semiHidden="0" w:name="Medium Grid 1 Accent 2"/>
     <w:lsdException w:unhideWhenUsed="0" w:uiPriority="68" w:semiHidden="0" w:name="Medium Grid 2 Accent 2"/>
     <w:lsdException w:unhideWhenUsed="0" w:uiPriority="69" w:semiHidden="0" w:name="Medium Grid 3 Accent 2"/>
@@ -6524,27 +6573,27 @@
     <w:lsdException w:unhideWhenUsed="0" w:uiPriority="72" w:semiHidden="0" w:name="Colorful List Accent 2"/>
     <w:lsdException w:unhideWhenUsed="0" w:uiPriority="73" w:semiHidden="0" w:name="Colorful Grid Accent 2"/>
     <w:lsdException w:unhideWhenUsed="0" w:uiPriority="60" w:semiHidden="0" w:name="Light Shading Accent 3"/>
-    <w:lsdException w:unhideWhenUsed="0" w:uiPriority="61" w:semiHidden="0" w:name="Light List Accent 3"/>
+    <w:lsdException w:qFormat="1" w:unhideWhenUsed="0" w:uiPriority="61" w:semiHidden="0" w:name="Light List Accent 3"/>
     <w:lsdException w:unhideWhenUsed="0" w:uiPriority="62" w:semiHidden="0" w:name="Light Grid Accent 3"/>
-    <w:lsdException w:unhideWhenUsed="0" w:uiPriority="63" w:semiHidden="0" w:name="Medium Shading 1 Accent 3"/>
-    <w:lsdException w:unhideWhenUsed="0" w:uiPriority="64" w:semiHidden="0" w:name="Medium Shading 2 Accent 3"/>
-    <w:lsdException w:unhideWhenUsed="0" w:uiPriority="65" w:semiHidden="0" w:name="Medium List 1 Accent 3"/>
-    <w:lsdException w:unhideWhenUsed="0" w:uiPriority="66" w:semiHidden="0" w:name="Medium List 2 Accent 3"/>
-    <w:lsdException w:unhideWhenUsed="0" w:uiPriority="67" w:semiHidden="0" w:name="Medium Grid 1 Accent 3"/>
+    <w:lsdException w:qFormat="1" w:unhideWhenUsed="0" w:uiPriority="63" w:semiHidden="0" w:name="Medium Shading 1 Accent 3"/>
+    <w:lsdException w:qFormat="1" w:unhideWhenUsed="0" w:uiPriority="64" w:semiHidden="0" w:name="Medium Shading 2 Accent 3"/>
+    <w:lsdException w:qFormat="1" w:unhideWhenUsed="0" w:uiPriority="65" w:semiHidden="0" w:name="Medium List 1 Accent 3"/>
+    <w:lsdException w:qFormat="1" w:unhideWhenUsed="0" w:uiPriority="66" w:semiHidden="0" w:name="Medium List 2 Accent 3"/>
+    <w:lsdException w:qFormat="1" w:unhideWhenUsed="0" w:uiPriority="67" w:semiHidden="0" w:name="Medium Grid 1 Accent 3"/>
     <w:lsdException w:unhideWhenUsed="0" w:uiPriority="68" w:semiHidden="0" w:name="Medium Grid 2 Accent 3"/>
     <w:lsdException w:unhideWhenUsed="0" w:uiPriority="69" w:semiHidden="0" w:name="Medium Grid 3 Accent 3"/>
     <w:lsdException w:unhideWhenUsed="0" w:uiPriority="70" w:semiHidden="0" w:name="Dark List Accent 3"/>
     <w:lsdException w:unhideWhenUsed="0" w:uiPriority="71" w:semiHidden="0" w:name="Colorful Shading Accent 3"/>
     <w:lsdException w:unhideWhenUsed="0" w:uiPriority="72" w:semiHidden="0" w:name="Colorful List Accent 3"/>
     <w:lsdException w:unhideWhenUsed="0" w:uiPriority="73" w:semiHidden="0" w:name="Colorful Grid Accent 3"/>
-    <w:lsdException w:unhideWhenUsed="0" w:uiPriority="60" w:semiHidden="0" w:name="Light Shading Accent 4"/>
-    <w:lsdException w:unhideWhenUsed="0" w:uiPriority="61" w:semiHidden="0" w:name="Light List Accent 4"/>
+    <w:lsdException w:qFormat="1" w:unhideWhenUsed="0" w:uiPriority="60" w:semiHidden="0" w:name="Light Shading Accent 4"/>
+    <w:lsdException w:qFormat="1" w:unhideWhenUsed="0" w:uiPriority="61" w:semiHidden="0" w:name="Light List Accent 4"/>
     <w:lsdException w:unhideWhenUsed="0" w:uiPriority="62" w:semiHidden="0" w:name="Light Grid Accent 4"/>
     <w:lsdException w:unhideWhenUsed="0" w:uiPriority="63" w:semiHidden="0" w:name="Medium Shading 1 Accent 4"/>
-    <w:lsdException w:unhideWhenUsed="0" w:uiPriority="64" w:semiHidden="0" w:name="Medium Shading 2 Accent 4"/>
-    <w:lsdException w:unhideWhenUsed="0" w:uiPriority="65" w:semiHidden="0" w:name="Medium List 1 Accent 4"/>
+    <w:lsdException w:qFormat="1" w:unhideWhenUsed="0" w:uiPriority="64" w:semiHidden="0" w:name="Medium Shading 2 Accent 4"/>
+    <w:lsdException w:qFormat="1" w:unhideWhenUsed="0" w:uiPriority="65" w:semiHidden="0" w:name="Medium List 1 Accent 4"/>
     <w:lsdException w:unhideWhenUsed="0" w:uiPriority="66" w:semiHidden="0" w:name="Medium List 2 Accent 4"/>
-    <w:lsdException w:unhideWhenUsed="0" w:uiPriority="67" w:semiHidden="0" w:name="Medium Grid 1 Accent 4"/>
+    <w:lsdException w:qFormat="1" w:unhideWhenUsed="0" w:uiPriority="67" w:semiHidden="0" w:name="Medium Grid 1 Accent 4"/>
     <w:lsdException w:unhideWhenUsed="0" w:uiPriority="68" w:semiHidden="0" w:name="Medium Grid 2 Accent 4"/>
     <w:lsdException w:unhideWhenUsed="0" w:uiPriority="69" w:semiHidden="0" w:name="Medium Grid 3 Accent 4"/>
     <w:lsdException w:unhideWhenUsed="0" w:uiPriority="70" w:semiHidden="0" w:name="Dark List Accent 4"/>
@@ -6568,9 +6617,9 @@
     <w:lsdException w:unhideWhenUsed="0" w:uiPriority="60" w:semiHidden="0" w:name="Light Shading Accent 6"/>
     <w:lsdException w:unhideWhenUsed="0" w:uiPriority="61" w:semiHidden="0" w:name="Light List Accent 6"/>
     <w:lsdException w:unhideWhenUsed="0" w:uiPriority="62" w:semiHidden="0" w:name="Light Grid Accent 6"/>
-    <w:lsdException w:unhideWhenUsed="0" w:uiPriority="63" w:semiHidden="0" w:name="Medium Shading 1 Accent 6"/>
-    <w:lsdException w:unhideWhenUsed="0" w:uiPriority="64" w:semiHidden="0" w:name="Medium Shading 2 Accent 6"/>
-    <w:lsdException w:unhideWhenUsed="0" w:uiPriority="65" w:semiHidden="0" w:name="Medium List 1 Accent 6"/>
+    <w:lsdException w:qFormat="1" w:unhideWhenUsed="0" w:uiPriority="63" w:semiHidden="0" w:name="Medium Shading 1 Accent 6"/>
+    <w:lsdException w:qFormat="1" w:unhideWhenUsed="0" w:uiPriority="64" w:semiHidden="0" w:name="Medium Shading 2 Accent 6"/>
+    <w:lsdException w:qFormat="1" w:unhideWhenUsed="0" w:uiPriority="65" w:semiHidden="0" w:name="Medium List 1 Accent 6"/>
     <w:lsdException w:unhideWhenUsed="0" w:uiPriority="66" w:semiHidden="0" w:name="Medium List 2 Accent 6"/>
     <w:lsdException w:unhideWhenUsed="0" w:uiPriority="67" w:semiHidden="0" w:name="Medium Grid 1 Accent 6"/>
     <w:lsdException w:unhideWhenUsed="0" w:uiPriority="68" w:semiHidden="0" w:name="Medium Grid 2 Accent 6"/>
@@ -6841,6 +6890,7 @@
     <w:name w:val="Normal Table"/>
     <w:semiHidden/>
     <w:unhideWhenUsed/>
+    <w:qFormat/>
     <w:uiPriority w:val="99"/>
     <w:tblPr>
       <w:tblCellMar>
@@ -6855,6 +6905,7 @@
     <w:name w:val="macro"/>
     <w:link w:val="147"/>
     <w:unhideWhenUsed/>
+    <w:qFormat/>
     <w:uiPriority w:val="99"/>
     <w:pPr>
       <w:tabs>
@@ -6879,6 +6930,7 @@
     <w:name w:val="List 3"/>
     <w:basedOn w:val="1"/>
     <w:unhideWhenUsed/>
+    <w:qFormat/>
     <w:uiPriority w:val="99"/>
     <w:pPr>
       <w:ind w:left="1080" w:hanging="360"/>
@@ -6889,6 +6941,7 @@
     <w:name w:val="List Number 2"/>
     <w:basedOn w:val="1"/>
     <w:unhideWhenUsed/>
+    <w:qFormat/>
     <w:uiPriority w:val="99"/>
     <w:pPr>
       <w:numPr>
@@ -6902,6 +6955,7 @@
     <w:name w:val="List Number"/>
     <w:basedOn w:val="1"/>
     <w:unhideWhenUsed/>
+    <w:qFormat/>
     <w:uiPriority w:val="99"/>
     <w:pPr>
       <w:numPr>
@@ -6939,6 +6993,7 @@
     <w:name w:val="List Bullet"/>
     <w:basedOn w:val="1"/>
     <w:unhideWhenUsed/>
+    <w:qFormat/>
     <w:uiPriority w:val="99"/>
     <w:pPr>
       <w:numPr>
@@ -6953,6 +7008,7 @@
     <w:basedOn w:val="1"/>
     <w:link w:val="146"/>
     <w:unhideWhenUsed/>
+    <w:qFormat/>
     <w:uiPriority w:val="99"/>
     <w:pPr>
       <w:spacing w:after="120"/>
@@ -6966,6 +7022,7 @@
     <w:name w:val="List Bullet 3"/>
     <w:basedOn w:val="1"/>
     <w:unhideWhenUsed/>
+    <w:qFormat/>
     <w:uiPriority w:val="99"/>
     <w:pPr>
       <w:numPr>
@@ -6980,6 +7037,7 @@
     <w:basedOn w:val="1"/>
     <w:link w:val="144"/>
     <w:unhideWhenUsed/>
+    <w:qFormat/>
     <w:uiPriority w:val="99"/>
     <w:pPr>
       <w:spacing w:after="120"/>
@@ -6989,6 +7047,7 @@
     <w:name w:val="List Number 3"/>
     <w:basedOn w:val="1"/>
     <w:unhideWhenUsed/>
+    <w:qFormat/>
     <w:uiPriority w:val="99"/>
     <w:pPr>
       <w:numPr>
@@ -7013,6 +7072,7 @@
     <w:name w:val="List Continue"/>
     <w:basedOn w:val="1"/>
     <w:unhideWhenUsed/>
+    <w:qFormat/>
     <w:uiPriority w:val="99"/>
     <w:pPr>
       <w:spacing w:after="120"/>
@@ -7024,6 +7084,7 @@
     <w:name w:val="List Bullet 2"/>
     <w:basedOn w:val="1"/>
     <w:unhideWhenUsed/>
+    <w:qFormat/>
     <w:uiPriority w:val="99"/>
     <w:pPr>
       <w:numPr>
@@ -7038,6 +7099,7 @@
     <w:basedOn w:val="1"/>
     <w:link w:val="136"/>
     <w:unhideWhenUsed/>
+    <w:qFormat/>
     <w:uiPriority w:val="99"/>
     <w:pPr>
       <w:tabs>
@@ -7052,6 +7114,7 @@
     <w:basedOn w:val="1"/>
     <w:link w:val="135"/>
     <w:unhideWhenUsed/>
+    <w:qFormat/>
     <w:uiPriority w:val="99"/>
     <w:pPr>
       <w:tabs>
@@ -7087,6 +7150,7 @@
     <w:name w:val="List"/>
     <w:basedOn w:val="1"/>
     <w:unhideWhenUsed/>
+    <w:qFormat/>
     <w:uiPriority w:val="99"/>
     <w:pPr>
       <w:ind w:left="360" w:hanging="360"/>
@@ -7098,6 +7162,7 @@
     <w:basedOn w:val="1"/>
     <w:link w:val="145"/>
     <w:unhideWhenUsed/>
+    <w:qFormat/>
     <w:uiPriority w:val="99"/>
     <w:pPr>
       <w:spacing w:after="120" w:line="480" w:lineRule="auto"/>
@@ -7107,6 +7172,7 @@
     <w:name w:val="List Continue 2"/>
     <w:basedOn w:val="1"/>
     <w:unhideWhenUsed/>
+    <w:qFormat/>
     <w:uiPriority w:val="99"/>
     <w:pPr>
       <w:spacing w:after="120"/>
@@ -7118,6 +7184,7 @@
     <w:name w:val="List Continue 3"/>
     <w:basedOn w:val="1"/>
     <w:unhideWhenUsed/>
+    <w:qFormat/>
     <w:uiPriority w:val="99"/>
     <w:pPr>
       <w:spacing w:after="120"/>
@@ -7151,6 +7218,7 @@
   <w:style w:type="table" w:styleId="33">
     <w:name w:val="Table Grid"/>
     <w:basedOn w:val="32"/>
+    <w:qFormat/>
     <w:uiPriority w:val="59"/>
     <w:pPr>
       <w:spacing w:after="0" w:line="240" w:lineRule="auto"/>
@@ -7175,6 +7243,7 @@
   <w:style w:type="table" w:styleId="34">
     <w:name w:val="Light Shading"/>
     <w:basedOn w:val="32"/>
+    <w:qFormat/>
     <w:uiPriority w:val="60"/>
     <w:pPr>
       <w:spacing w:after="0" w:line="240" w:lineRule="auto"/>
@@ -7571,6 +7640,7 @@
   <w:style w:type="table" w:styleId="38">
     <w:name w:val="Light Shading Accent 4"/>
     <w:basedOn w:val="32"/>
+    <w:qFormat/>
     <w:uiPriority w:val="60"/>
     <w:pPr>
       <w:spacing w:after="0" w:line="240" w:lineRule="auto"/>
@@ -7961,6 +8031,7 @@
   <w:style w:type="table" w:styleId="42">
     <w:name w:val="Light List Accent 1"/>
     <w:basedOn w:val="32"/>
+    <w:qFormat/>
     <w:uiPriority w:val="61"/>
     <w:pPr>
       <w:spacing w:after="0" w:line="240" w:lineRule="auto"/>
@@ -8147,6 +8218,7 @@
   <w:style w:type="table" w:styleId="44">
     <w:name w:val="Light List Accent 3"/>
     <w:basedOn w:val="32"/>
+    <w:qFormat/>
     <w:uiPriority w:val="61"/>
     <w:pPr>
       <w:spacing w:after="0" w:line="240" w:lineRule="auto"/>
@@ -8240,6 +8312,7 @@
   <w:style w:type="table" w:styleId="45">
     <w:name w:val="Light List Accent 4"/>
     <w:basedOn w:val="32"/>
+    <w:qFormat/>
     <w:uiPriority w:val="61"/>
     <w:pPr>
       <w:spacing w:after="0" w:line="240" w:lineRule="auto"/>
@@ -8519,6 +8592,7 @@
   <w:style w:type="table" w:styleId="48">
     <w:name w:val="Light Grid"/>
     <w:basedOn w:val="32"/>
+    <w:qFormat/>
     <w:uiPriority w:val="62"/>
     <w:pPr>
       <w:spacing w:after="0" w:line="240" w:lineRule="auto"/>
@@ -9401,6 +9475,7 @@
   <w:style w:type="table" w:styleId="55">
     <w:name w:val="Medium Shading 1"/>
     <w:basedOn w:val="32"/>
+    <w:qFormat/>
     <w:uiPriority w:val="63"/>
     <w:pPr>
       <w:spacing w:after="0" w:line="240" w:lineRule="auto"/>
@@ -9508,6 +9583,7 @@
   <w:style w:type="table" w:styleId="56">
     <w:name w:val="Medium Shading 1 Accent 1"/>
     <w:basedOn w:val="32"/>
+    <w:qFormat/>
     <w:uiPriority w:val="63"/>
     <w:pPr>
       <w:spacing w:after="0" w:line="240" w:lineRule="auto"/>
@@ -9722,6 +9798,7 @@
   <w:style w:type="table" w:styleId="58">
     <w:name w:val="Medium Shading 1 Accent 3"/>
     <w:basedOn w:val="32"/>
+    <w:qFormat/>
     <w:uiPriority w:val="63"/>
     <w:pPr>
       <w:spacing w:after="0" w:line="240" w:lineRule="auto"/>
@@ -10043,6 +10120,7 @@
   <w:style w:type="table" w:styleId="61">
     <w:name w:val="Medium Shading 1 Accent 6"/>
     <w:basedOn w:val="32"/>
+    <w:qFormat/>
     <w:uiPriority w:val="63"/>
     <w:pPr>
       <w:spacing w:after="0" w:line="240" w:lineRule="auto"/>
@@ -10645,6 +10723,7 @@
   <w:style w:type="table" w:styleId="65">
     <w:name w:val="Medium Shading 2 Accent 3"/>
     <w:basedOn w:val="32"/>
+    <w:qFormat/>
     <w:uiPriority w:val="64"/>
     <w:pPr>
       <w:spacing w:after="0" w:line="240" w:lineRule="auto"/>
@@ -10810,6 +10889,7 @@
   <w:style w:type="table" w:styleId="66">
     <w:name w:val="Medium Shading 2 Accent 4"/>
     <w:basedOn w:val="32"/>
+    <w:qFormat/>
     <w:uiPriority w:val="64"/>
     <w:pPr>
       <w:spacing w:after="0" w:line="240" w:lineRule="auto"/>
@@ -11140,6 +11220,7 @@
   <w:style w:type="table" w:styleId="68">
     <w:name w:val="Medium Shading 2 Accent 6"/>
     <w:basedOn w:val="32"/>
+    <w:qFormat/>
     <w:uiPriority w:val="64"/>
     <w:pPr>
       <w:spacing w:after="0" w:line="240" w:lineRule="auto"/>
@@ -11485,6 +11566,7 @@
   <w:style w:type="table" w:styleId="71">
     <w:name w:val="Medium List 1 Accent 2"/>
     <w:basedOn w:val="32"/>
+    <w:qFormat/>
     <w:uiPriority w:val="65"/>
     <w:pPr>
       <w:spacing w:after="0" w:line="240" w:lineRule="auto"/>
@@ -11575,6 +11657,7 @@
   <w:style w:type="table" w:styleId="72">
     <w:name w:val="Medium List 1 Accent 3"/>
     <w:basedOn w:val="32"/>
+    <w:qFormat/>
     <w:uiPriority w:val="65"/>
     <w:pPr>
       <w:spacing w:after="0" w:line="240" w:lineRule="auto"/>
@@ -11665,6 +11748,7 @@
   <w:style w:type="table" w:styleId="73">
     <w:name w:val="Medium List 1 Accent 4"/>
     <w:basedOn w:val="32"/>
+    <w:qFormat/>
     <w:uiPriority w:val="65"/>
     <w:pPr>
       <w:spacing w:after="0" w:line="240" w:lineRule="auto"/>
@@ -11845,6 +11929,7 @@
   <w:style w:type="table" w:styleId="75">
     <w:name w:val="Medium List 1 Accent 6"/>
     <w:basedOn w:val="32"/>
+    <w:qFormat/>
     <w:uiPriority w:val="65"/>
     <w:pPr>
       <w:spacing w:after="0" w:line="240" w:lineRule="auto"/>
@@ -11935,6 +12020,7 @@
   <w:style w:type="table" w:styleId="76">
     <w:name w:val="Medium List 2"/>
     <w:basedOn w:val="32"/>
+    <w:qFormat/>
     <w:uiPriority w:val="66"/>
     <w:pPr>
       <w:spacing w:after="0" w:line="240" w:lineRule="auto"/>
@@ -12064,6 +12150,7 @@
   <w:style w:type="table" w:styleId="77">
     <w:name w:val="Medium List 2 Accent 1"/>
     <w:basedOn w:val="32"/>
+    <w:qFormat/>
     <w:uiPriority w:val="66"/>
     <w:pPr>
       <w:spacing w:after="0" w:line="240" w:lineRule="auto"/>
@@ -12193,6 +12280,7 @@
   <w:style w:type="table" w:styleId="78">
     <w:name w:val="Medium List 2 Accent 2"/>
     <w:basedOn w:val="32"/>
+    <w:qFormat/>
     <w:uiPriority w:val="66"/>
     <w:pPr>
       <w:spacing w:after="0" w:line="240" w:lineRule="auto"/>
@@ -12322,6 +12410,7 @@
   <w:style w:type="table" w:styleId="79">
     <w:name w:val="Medium List 2 Accent 3"/>
     <w:basedOn w:val="32"/>
+    <w:qFormat/>
     <w:uiPriority w:val="66"/>
     <w:pPr>
       <w:spacing w:after="0" w:line="240" w:lineRule="auto"/>
@@ -13045,6 +13134,7 @@
   <w:style w:type="table" w:styleId="86">
     <w:name w:val="Medium Grid 1 Accent 3"/>
     <w:basedOn w:val="32"/>
+    <w:qFormat/>
     <w:uiPriority w:val="67"/>
     <w:pPr>
       <w:spacing w:after="0" w:line="240" w:lineRule="auto"/>
@@ -13114,6 +13204,7 @@
   <w:style w:type="table" w:styleId="87">
     <w:name w:val="Medium Grid 1 Accent 4"/>
     <w:basedOn w:val="32"/>
+    <w:qFormat/>
     <w:uiPriority w:val="67"/>
     <w:pPr>
       <w:spacing w:after="0" w:line="240" w:lineRule="auto"/>
@@ -18809,6 +18900,7 @@
     <w:basedOn w:val="132"/>
     <w:link w:val="7"/>
     <w:semiHidden/>
+    <w:qFormat/>
     <w:uiPriority w:val="9"/>
     <w:rPr>
       <w:rFonts w:asciiTheme="majorHAnsi" w:hAnsiTheme="majorHAnsi" w:eastAsiaTheme="majorEastAsia" w:cstheme="majorBidi"/>
@@ -18820,6 +18912,7 @@
     <w:basedOn w:val="132"/>
     <w:link w:val="8"/>
     <w:semiHidden/>
+    <w:qFormat/>
     <w:uiPriority w:val="9"/>
     <w:rPr>
       <w:rFonts w:asciiTheme="majorHAnsi" w:hAnsiTheme="majorHAnsi" w:eastAsiaTheme="majorEastAsia" w:cstheme="majorBidi"/>
@@ -18833,6 +18926,7 @@
     <w:basedOn w:val="132"/>
     <w:link w:val="9"/>
     <w:semiHidden/>
+    <w:qFormat/>
     <w:uiPriority w:val="9"/>
     <w:rPr>
       <w:rFonts w:asciiTheme="majorHAnsi" w:hAnsiTheme="majorHAnsi" w:eastAsiaTheme="majorEastAsia" w:cstheme="majorBidi"/>
@@ -18854,6 +18948,7 @@
     <w:basedOn w:val="132"/>
     <w:link w:val="10"/>
     <w:semiHidden/>
+    <w:qFormat/>
     <w:uiPriority w:val="9"/>
     <w:rPr>
       <w:rFonts w:asciiTheme="majorHAnsi" w:hAnsiTheme="majorHAnsi" w:eastAsiaTheme="majorEastAsia" w:cstheme="majorBidi"/>
@@ -18872,6 +18967,7 @@
     <w:basedOn w:val="132"/>
     <w:link w:val="11"/>
     <w:semiHidden/>
+    <w:qFormat/>
     <w:uiPriority w:val="9"/>
     <w:rPr>
       <w:rFonts w:asciiTheme="majorHAnsi" w:hAnsiTheme="majorHAnsi" w:eastAsiaTheme="majorEastAsia" w:cstheme="majorBidi"/>
@@ -18921,6 +19017,7 @@
     <w:name w:val="Intense Quote Char"/>
     <w:basedOn w:val="132"/>
     <w:link w:val="156"/>
+    <w:qFormat/>
     <w:uiPriority w:val="30"/>
     <w:rPr>
       <w:b/>

--- a/docs/使用说明/CommandCenter_System_Settings_Guide_EN.docx
+++ b/docs/使用说明/CommandCenter_System_Settings_Guide_EN.docx
@@ -2153,6 +2153,12 @@
             <w:insideH w:val="single" w:color="auto" w:sz="4" w:space="0"/>
             <w:insideV w:val="single" w:color="auto" w:sz="4" w:space="0"/>
           </w:tblBorders>
+          <w:tblCellMar>
+            <w:top w:w="0" w:type="dxa"/>
+            <w:left w:w="108" w:type="dxa"/>
+            <w:bottom w:w="0" w:type="dxa"/>
+            <w:right w:w="108" w:type="dxa"/>
+          </w:tblCellMar>
         </w:tblPrEx>
         <w:tc>
           <w:tcPr>
@@ -4658,7 +4664,57 @@
           <w:b w:val="0"/>
           <w:sz w:val="21"/>
         </w:rPr>
-        <w:t>Default structure: root / {年月日} / {SN} / {相机} / OK|NG / image (the {相机} level separates top and bottom camera images so same-numbered points do not overwrite each other).</w:t>
+        <w:t>Default structure: root / {</w:t>
+      </w:r>
+      <w:r>
+        <w:rPr>
+          <w:rFonts w:hint="eastAsia" w:ascii="Calibri" w:hAnsi="Calibri" w:eastAsia="微软雅黑"/>
+          <w:b w:val="0"/>
+          <w:sz w:val="21"/>
+          <w:lang w:val="en-US" w:eastAsia="zh-CN"/>
+        </w:rPr>
+        <w:t>Year.Month.Day</w:t>
+      </w:r>
+      <w:r>
+        <w:rPr>
+          <w:rFonts w:ascii="Calibri" w:hAnsi="Calibri" w:eastAsia="微软雅黑"/>
+          <w:b w:val="0"/>
+          <w:sz w:val="21"/>
+        </w:rPr>
+        <w:t>} / {SN} / {</w:t>
+      </w:r>
+      <w:r>
+        <w:rPr>
+          <w:rFonts w:hint="eastAsia" w:ascii="Calibri" w:hAnsi="Calibri" w:eastAsia="微软雅黑"/>
+          <w:b w:val="0"/>
+          <w:sz w:val="21"/>
+          <w:lang w:val="en-US" w:eastAsia="zh-CN"/>
+        </w:rPr>
+        <w:t>Camera</w:t>
+      </w:r>
+      <w:r>
+        <w:rPr>
+          <w:rFonts w:ascii="Calibri" w:hAnsi="Calibri" w:eastAsia="微软雅黑"/>
+          <w:b w:val="0"/>
+          <w:sz w:val="21"/>
+        </w:rPr>
+        <w:t>} / OK|NG / image (the {</w:t>
+      </w:r>
+      <w:r>
+        <w:rPr>
+          <w:rFonts w:hint="eastAsia" w:ascii="Calibri" w:hAnsi="Calibri" w:eastAsia="微软雅黑"/>
+          <w:b w:val="0"/>
+          <w:sz w:val="21"/>
+        </w:rPr>
+        <w:t>Camera</w:t>
+      </w:r>
+      <w:r>
+        <w:rPr>
+          <w:rFonts w:ascii="Calibri" w:hAnsi="Calibri" w:eastAsia="微软雅黑"/>
+          <w:b w:val="0"/>
+          <w:sz w:val="21"/>
+        </w:rPr>
+        <w:t>} level separates top and bottom camera images so same-numbered points do not overwrite each other).</w:t>
       </w:r>
     </w:p>
     <w:p>
@@ -4672,7 +4728,42 @@
           <w:b w:val="0"/>
           <w:sz w:val="21"/>
         </w:rPr>
-        <w:t>Each level must be exactly ONE directory name or rule (e.g. {年月日}, {SN}, {相机}, OK, NG). Add levels one by one; do NOT paste an entire path as one level (this creates deeply nested directories; the program repairs already-broken configurations automatically).</w:t>
+        <w:t>Each level must be exactly ONE directory name or rule (e.g. {</w:t>
+      </w:r>
+      <w:r>
+        <w:rPr>
+          <w:rFonts w:hint="eastAsia" w:ascii="Calibri" w:hAnsi="Calibri" w:eastAsia="微软雅黑"/>
+          <w:b w:val="0"/>
+          <w:sz w:val="21"/>
+          <w:lang w:val="en-US" w:eastAsia="zh-CN"/>
+        </w:rPr>
+        <w:t>Year.Month.Day</w:t>
+      </w:r>
+      <w:r>
+        <w:rPr>
+          <w:rFonts w:ascii="Calibri" w:hAnsi="Calibri" w:eastAsia="微软雅黑"/>
+          <w:b w:val="0"/>
+          <w:sz w:val="21"/>
+        </w:rPr>
+        <w:t>}, {SN}, {</w:t>
+      </w:r>
+      <w:r>
+        <w:rPr>
+          <w:rFonts w:hint="eastAsia" w:ascii="Calibri" w:hAnsi="Calibri" w:eastAsia="微软雅黑"/>
+          <w:b w:val="0"/>
+          <w:sz w:val="21"/>
+        </w:rPr>
+        <w:t>Camera</w:t>
+      </w:r>
+      <w:bookmarkStart w:id="0" w:name="_GoBack"/>
+      <w:bookmarkEnd w:id="0"/>
+      <w:r>
+        <w:rPr>
+          <w:rFonts w:ascii="Calibri" w:hAnsi="Calibri" w:eastAsia="微软雅黑"/>
+          <w:b w:val="0"/>
+          <w:sz w:val="21"/>
+        </w:rPr>
+        <w:t>}, OK, NG). Add levels one by one; do NOT paste an entire path as one level (this creates deeply nested directories; the program repairs already-broken configurations automatically).</w:t>
       </w:r>
     </w:p>
     <w:p>
@@ -6161,10 +6252,7 @@
         </w:tc>
       </w:tr>
     </w:tbl>
-    <w:p>
-      <w:bookmarkStart w:id="0" w:name="_GoBack"/>
-      <w:bookmarkEnd w:id="0"/>
-    </w:p>
+    <w:p/>
     <w:sectPr>
       <w:pgSz w:w="12240" w:h="15840"/>
       <w:pgMar w:top="1134" w:right="1247" w:bottom="1134" w:left="1247" w:header="720" w:footer="720" w:gutter="0"/>
@@ -6602,7 +6690,7 @@
     <w:lsdException w:unhideWhenUsed="0" w:uiPriority="73" w:semiHidden="0" w:name="Colorful Grid Accent 4"/>
     <w:lsdException w:unhideWhenUsed="0" w:uiPriority="60" w:semiHidden="0" w:name="Light Shading Accent 5"/>
     <w:lsdException w:unhideWhenUsed="0" w:uiPriority="61" w:semiHidden="0" w:name="Light List Accent 5"/>
-    <w:lsdException w:unhideWhenUsed="0" w:uiPriority="62" w:semiHidden="0" w:name="Light Grid Accent 5"/>
+    <w:lsdException w:qFormat="1" w:unhideWhenUsed="0" w:uiPriority="62" w:semiHidden="0" w:name="Light Grid Accent 5"/>
     <w:lsdException w:unhideWhenUsed="0" w:uiPriority="63" w:semiHidden="0" w:name="Medium Shading 1 Accent 5"/>
     <w:lsdException w:unhideWhenUsed="0" w:uiPriority="64" w:semiHidden="0" w:name="Medium Shading 2 Accent 5"/>
     <w:lsdException w:unhideWhenUsed="0" w:uiPriority="65" w:semiHidden="0" w:name="Medium List 1 Accent 5"/>
@@ -9223,6 +9311,7 @@
   <w:style w:type="table" w:styleId="53">
     <w:name w:val="Light Grid Accent 5"/>
     <w:basedOn w:val="32"/>
+    <w:qFormat/>
     <w:uiPriority w:val="62"/>
     <w:pPr>
       <w:spacing w:after="0" w:line="240" w:lineRule="auto"/>
